--- a/期末考核要求.docx
+++ b/期末考核要求.docx
@@ -576,7 +576,7 @@
           <w:szCs w:val="21"/>
         </w:rPr>
       </w:pPr>
-      <w:hyperlink r:id="rId5" w:history="1">
+      <w:hyperlink r:id="rId7" w:history="1">
         <w:r>
           <w:rPr>
             <w:rStyle w:val="a5"/>
@@ -607,7 +607,7 @@
           <w:szCs w:val="21"/>
         </w:rPr>
       </w:pPr>
-      <w:hyperlink r:id="rId6" w:history="1">
+      <w:hyperlink r:id="rId8" w:history="1">
         <w:r>
           <w:rPr>
             <w:rStyle w:val="a5"/>
@@ -638,7 +638,7 @@
           <w:szCs w:val="21"/>
         </w:rPr>
       </w:pPr>
-      <w:hyperlink r:id="rId7" w:history="1">
+      <w:hyperlink r:id="rId9" w:history="1">
         <w:r>
           <w:rPr>
             <w:rStyle w:val="a5"/>
@@ -1812,7 +1812,7 @@
         <w:spacing w:before="100" w:beforeAutospacing="1" w:after="100" w:afterAutospacing="1"/>
         <w:jc w:val="left"/>
         <w:rPr>
-          <w:rFonts w:ascii="Helvetica" w:eastAsia="宋体" w:hAnsi="Helvetica" w:cs="Helvetica" w:hint="eastAsia"/>
+          <w:rFonts w:ascii="Helvetica" w:eastAsia="宋体" w:hAnsi="Helvetica" w:cs="Helvetica"/>
           <w:color w:val="060607"/>
           <w:spacing w:val="8"/>
           <w:kern w:val="0"/>
@@ -1855,7 +1855,6 @@
         </w:rPr>
         <w:t>使用</w:t>
       </w:r>
-      <w:proofErr w:type="spellStart"/>
       <w:r>
         <w:rPr>
           <w:rFonts w:ascii="Helvetica" w:eastAsia="宋体" w:hAnsi="Helvetica" w:cs="Helvetica" w:hint="eastAsia"/>
@@ -1868,7 +1867,6 @@
         </w:rPr>
         <w:t>matlab</w:t>
       </w:r>
-      <w:proofErr w:type="spellEnd"/>
       <w:r>
         <w:rPr>
           <w:rFonts w:ascii="Helvetica" w:eastAsia="宋体" w:hAnsi="Helvetica" w:cs="Helvetica" w:hint="eastAsia"/>
@@ -2010,17 +2008,7 @@
           <w:kern w:val="0"/>
           <w:szCs w:val="21"/>
         </w:rPr>
-        <w:t>问题阐述的清晰度</w:t>
-      </w:r>
-      <w:r>
-        <w:rPr>
-          <w:rFonts w:ascii="Helvetica" w:eastAsia="宋体" w:hAnsi="Helvetica" w:cs="Helvetica" w:hint="eastAsia"/>
-          <w:color w:val="060607"/>
-          <w:spacing w:val="8"/>
-          <w:kern w:val="0"/>
-          <w:szCs w:val="21"/>
-        </w:rPr>
-        <w:t>；</w:t>
+        <w:t>问题阐述的清晰度；</w:t>
       </w:r>
       <w:r>
         <w:rPr>
@@ -2040,17 +2028,7 @@
           <w:kern w:val="0"/>
           <w:szCs w:val="21"/>
         </w:rPr>
-        <w:t>对现有研究的理解和分析的深度</w:t>
-      </w:r>
-      <w:r>
-        <w:rPr>
-          <w:rFonts w:ascii="Helvetica" w:eastAsia="宋体" w:hAnsi="Helvetica" w:cs="Helvetica" w:hint="eastAsia"/>
-          <w:color w:val="060607"/>
-          <w:spacing w:val="8"/>
-          <w:kern w:val="0"/>
-          <w:szCs w:val="21"/>
-        </w:rPr>
-        <w:t>；</w:t>
+        <w:t>对现有研究的理解和分析的深度；</w:t>
       </w:r>
       <w:r>
         <w:rPr>
@@ -2070,37 +2048,7 @@
           <w:kern w:val="0"/>
           <w:szCs w:val="21"/>
         </w:rPr>
-        <w:t>模型</w:t>
-      </w:r>
-      <w:r>
-        <w:rPr>
-          <w:rFonts w:ascii="Helvetica" w:eastAsia="宋体" w:hAnsi="Helvetica" w:cs="Helvetica" w:hint="eastAsia"/>
-          <w:color w:val="060607"/>
-          <w:spacing w:val="8"/>
-          <w:kern w:val="0"/>
-          <w:szCs w:val="21"/>
-        </w:rPr>
-        <w:t>选择</w:t>
-      </w:r>
-      <w:r>
-        <w:rPr>
-          <w:rFonts w:ascii="Helvetica" w:eastAsia="宋体" w:hAnsi="Helvetica" w:cs="Helvetica" w:hint="eastAsia"/>
-          <w:color w:val="060607"/>
-          <w:spacing w:val="8"/>
-          <w:kern w:val="0"/>
-          <w:szCs w:val="21"/>
-        </w:rPr>
-        <w:t>的理由及其适用性</w:t>
-      </w:r>
-      <w:r>
-        <w:rPr>
-          <w:rFonts w:ascii="Helvetica" w:eastAsia="宋体" w:hAnsi="Helvetica" w:cs="Helvetica" w:hint="eastAsia"/>
-          <w:color w:val="060607"/>
-          <w:spacing w:val="8"/>
-          <w:kern w:val="0"/>
-          <w:szCs w:val="21"/>
-        </w:rPr>
-        <w:t>；</w:t>
+        <w:t>模型选择的理由及其适用性；</w:t>
       </w:r>
       <w:r>
         <w:rPr>
@@ -2120,17 +2068,7 @@
           <w:kern w:val="0"/>
           <w:szCs w:val="21"/>
         </w:rPr>
-        <w:t>实验设计的严谨性</w:t>
-      </w:r>
-      <w:r>
-        <w:rPr>
-          <w:rFonts w:ascii="Helvetica" w:eastAsia="宋体" w:hAnsi="Helvetica" w:cs="Helvetica" w:hint="eastAsia"/>
-          <w:color w:val="060607"/>
-          <w:spacing w:val="8"/>
-          <w:kern w:val="0"/>
-          <w:szCs w:val="21"/>
-        </w:rPr>
-        <w:t>；</w:t>
+        <w:t>实验设计的严谨性；</w:t>
       </w:r>
       <w:r>
         <w:rPr>
@@ -2464,17 +2402,7 @@
           <w:kern w:val="0"/>
           <w:szCs w:val="21"/>
         </w:rPr>
-        <w:t>：</w:t>
-      </w:r>
-      <w:r>
-        <w:rPr>
-          <w:rFonts w:ascii="Helvetica" w:eastAsia="宋体" w:hAnsi="Helvetica" w:cs="Helvetica" w:hint="eastAsia"/>
-          <w:color w:val="060607"/>
-          <w:spacing w:val="8"/>
-          <w:kern w:val="0"/>
-          <w:szCs w:val="21"/>
-        </w:rPr>
-        <w:t>语言是否清晰、准确、无语法错误。专业术语的使用是否得当，是否对关键术语进行了定义。</w:t>
+        <w:t>：语言是否清晰、准确、无语法错误。专业术语的使用是否得当，是否对关键术语进行了定义。</w:t>
       </w:r>
     </w:p>
     <w:p>
@@ -2488,7 +2416,7 @@
         <w:spacing w:before="100" w:beforeAutospacing="1" w:after="100" w:afterAutospacing="1"/>
         <w:jc w:val="left"/>
         <w:rPr>
-          <w:rFonts w:ascii="Helvetica" w:eastAsia="宋体" w:hAnsi="Helvetica" w:cs="Helvetica" w:hint="eastAsia"/>
+          <w:rFonts w:ascii="Helvetica" w:eastAsia="宋体" w:hAnsi="Helvetica" w:cs="Helvetica"/>
           <w:color w:val="060607"/>
           <w:spacing w:val="8"/>
           <w:kern w:val="0"/>
@@ -2517,6 +2445,16 @@
       </w:r>
       <w:r>
         <w:rPr>
+          <w:rFonts w:ascii="Helvetica" w:eastAsia="宋体" w:hAnsi="Helvetica" w:cs="Helvetica" w:hint="eastAsia"/>
+          <w:color w:val="060607"/>
+          <w:spacing w:val="8"/>
+          <w:kern w:val="0"/>
+          <w:szCs w:val="21"/>
+        </w:rPr>
+        <w:t>~25%</w:t>
+      </w:r>
+      <w:r>
+        <w:rPr>
           <w:rFonts w:ascii="Helvetica" w:eastAsia="宋体" w:hAnsi="Helvetica" w:cs="Helvetica"/>
           <w:color w:val="060607"/>
           <w:spacing w:val="8"/>
@@ -2544,6 +2482,16 @@
           <w:szCs w:val="21"/>
         </w:rPr>
         <w:t>。</w:t>
+      </w:r>
+      <w:r>
+        <w:rPr>
+          <w:rFonts w:ascii="Helvetica" w:eastAsia="宋体" w:hAnsi="Helvetica" w:cs="Helvetica" w:hint="eastAsia"/>
+          <w:color w:val="060607"/>
+          <w:spacing w:val="8"/>
+          <w:kern w:val="0"/>
+          <w:szCs w:val="21"/>
+        </w:rPr>
+        <w:t>如果创新性较强，将适当额外加分。</w:t>
       </w:r>
     </w:p>
     <w:p>
@@ -3119,6 +3067,44 @@
     </w:sectPr>
   </w:body>
 </w:document>
+</file>
+
+<file path=word/endnotes.xml><?xml version="1.0" encoding="utf-8"?>
+<w:endnotes xmlns:wpc="http://schemas.microsoft.com/office/word/2010/wordprocessingCanvas" xmlns:cx="http://schemas.microsoft.com/office/drawing/2014/chartex" xmlns:cx1="http://schemas.microsoft.com/office/drawing/2015/9/8/chartex" xmlns:cx2="http://schemas.microsoft.com/office/drawing/2015/10/21/chartex" xmlns:cx3="http://schemas.microsoft.com/office/drawing/2016/5/9/chartex" xmlns:cx4="http://schemas.microsoft.com/office/drawing/2016/5/10/chartex" xmlns:cx5="http://schemas.microsoft.com/office/drawing/2016/5/11/chartex" xmlns:cx6="http://schemas.microsoft.com/office/drawing/2016/5/12/chartex" xmlns:cx7="http://schemas.microsoft.com/office/drawing/2016/5/13/chartex" xmlns:cx8="http://schemas.microsoft.com/office/drawing/2016/5/14/chartex" xmlns:mc="http://schemas.openxmlformats.org/markup-compatibility/2006" xmlns:aink="http://schemas.microsoft.com/office/drawing/2016/ink" xmlns:am3d="http://schemas.microsoft.com/office/drawing/2017/model3d" xmlns:o="urn:schemas-microsoft-com:office:office" xmlns:oel="http://schemas.microsoft.com/office/2019/extlst" xmlns:r="http://schemas.openxmlformats.org/officeDocument/2006/relationships" xmlns:m="http://schemas.openxmlformats.org/officeDocument/2006/math" xmlns:v="urn:schemas-microsoft-com:vml" xmlns:wp14="http://schemas.microsoft.com/office/word/2010/wordprocessingDrawing" xmlns:wp="http://schemas.openxmlformats.org/drawingml/2006/wordprocessingDrawing" xmlns:w10="urn:schemas-microsoft-com:office:word" xmlns:w="http://schemas.openxmlformats.org/wordprocessingml/2006/main" xmlns:w14="http://schemas.microsoft.com/office/word/2010/wordml" xmlns:w15="http://schemas.microsoft.com/office/word/2012/wordml" xmlns:w16cex="http://schemas.microsoft.com/office/word/2018/wordml/cex" xmlns:w16cid="http://schemas.microsoft.com/office/word/2016/wordml/cid" xmlns:w16="http://schemas.microsoft.com/office/word/2018/wordml" xmlns:w16du="http://schemas.microsoft.com/office/word/2023/wordml/word16du" xmlns:w16sdtdh="http://schemas.microsoft.com/office/word/2020/wordml/sdtdatahash" xmlns:w16se="http://schemas.microsoft.com/office/word/2015/wordml/symex" xmlns:wpg="http://schemas.microsoft.com/office/word/2010/wordprocessingGroup" xmlns:wpi="http://schemas.microsoft.com/office/word/2010/wordprocessingInk" xmlns:wne="http://schemas.microsoft.com/office/word/2006/wordml" xmlns:wps="http://schemas.microsoft.com/office/word/2010/wordprocessingShape" mc:Ignorable="w14 w15 w16se w16cid w16 w16cex w16sdtdh w16du wp14">
+  <w:endnote w:type="separator" w:id="-1">
+    <w:p>
+      <w:r>
+        <w:separator/>
+      </w:r>
+    </w:p>
+  </w:endnote>
+  <w:endnote w:type="continuationSeparator" w:id="0">
+    <w:p>
+      <w:r>
+        <w:continuationSeparator/>
+      </w:r>
+    </w:p>
+  </w:endnote>
+</w:endnotes>
+</file>
+
+<file path=word/footnotes.xml><?xml version="1.0" encoding="utf-8"?>
+<w:footnotes xmlns:wpc="http://schemas.microsoft.com/office/word/2010/wordprocessingCanvas" xmlns:cx="http://schemas.microsoft.com/office/drawing/2014/chartex" xmlns:cx1="http://schemas.microsoft.com/office/drawing/2015/9/8/chartex" xmlns:cx2="http://schemas.microsoft.com/office/drawing/2015/10/21/chartex" xmlns:cx3="http://schemas.microsoft.com/office/drawing/2016/5/9/chartex" xmlns:cx4="http://schemas.microsoft.com/office/drawing/2016/5/10/chartex" xmlns:cx5="http://schemas.microsoft.com/office/drawing/2016/5/11/chartex" xmlns:cx6="http://schemas.microsoft.com/office/drawing/2016/5/12/chartex" xmlns:cx7="http://schemas.microsoft.com/office/drawing/2016/5/13/chartex" xmlns:cx8="http://schemas.microsoft.com/office/drawing/2016/5/14/chartex" xmlns:mc="http://schemas.openxmlformats.org/markup-compatibility/2006" xmlns:aink="http://schemas.microsoft.com/office/drawing/2016/ink" xmlns:am3d="http://schemas.microsoft.com/office/drawing/2017/model3d" xmlns:o="urn:schemas-microsoft-com:office:office" xmlns:oel="http://schemas.microsoft.com/office/2019/extlst" xmlns:r="http://schemas.openxmlformats.org/officeDocument/2006/relationships" xmlns:m="http://schemas.openxmlformats.org/officeDocument/2006/math" xmlns:v="urn:schemas-microsoft-com:vml" xmlns:wp14="http://schemas.microsoft.com/office/word/2010/wordprocessingDrawing" xmlns:wp="http://schemas.openxmlformats.org/drawingml/2006/wordprocessingDrawing" xmlns:w10="urn:schemas-microsoft-com:office:word" xmlns:w="http://schemas.openxmlformats.org/wordprocessingml/2006/main" xmlns:w14="http://schemas.microsoft.com/office/word/2010/wordml" xmlns:w15="http://schemas.microsoft.com/office/word/2012/wordml" xmlns:w16cex="http://schemas.microsoft.com/office/word/2018/wordml/cex" xmlns:w16cid="http://schemas.microsoft.com/office/word/2016/wordml/cid" xmlns:w16="http://schemas.microsoft.com/office/word/2018/wordml" xmlns:w16du="http://schemas.microsoft.com/office/word/2023/wordml/word16du" xmlns:w16sdtdh="http://schemas.microsoft.com/office/word/2020/wordml/sdtdatahash" xmlns:w16se="http://schemas.microsoft.com/office/word/2015/wordml/symex" xmlns:wpg="http://schemas.microsoft.com/office/word/2010/wordprocessingGroup" xmlns:wpi="http://schemas.microsoft.com/office/word/2010/wordprocessingInk" xmlns:wne="http://schemas.microsoft.com/office/word/2006/wordml" xmlns:wps="http://schemas.microsoft.com/office/word/2010/wordprocessingShape" mc:Ignorable="w14 w15 w16se w16cid w16 w16cex w16sdtdh w16du wp14">
+  <w:footnote w:type="separator" w:id="-1">
+    <w:p>
+      <w:r>
+        <w:separator/>
+      </w:r>
+    </w:p>
+  </w:footnote>
+  <w:footnote w:type="continuationSeparator" w:id="0">
+    <w:p>
+      <w:r>
+        <w:continuationSeparator/>
+      </w:r>
+    </w:p>
+  </w:footnote>
+</w:footnotes>
 </file>
 
 <file path=word/numbering.xml><?xml version="1.0" encoding="utf-8"?>
@@ -5283,6 +5269,68 @@
       <w:shd w:val="clear" w:color="auto" w:fill="E1DFDD"/>
     </w:rPr>
   </w:style>
+  <w:style w:type="paragraph" w:styleId="a7">
+    <w:name w:val="header"/>
+    <w:basedOn w:val="a"/>
+    <w:link w:val="a8"/>
+    <w:uiPriority w:val="99"/>
+    <w:unhideWhenUsed/>
+    <w:rsid w:val="00010FCF"/>
+    <w:pPr>
+      <w:tabs>
+        <w:tab w:val="center" w:pos="4153"/>
+        <w:tab w:val="right" w:pos="8306"/>
+      </w:tabs>
+      <w:snapToGrid w:val="0"/>
+      <w:jc w:val="center"/>
+    </w:pPr>
+    <w:rPr>
+      <w:sz w:val="18"/>
+      <w:szCs w:val="18"/>
+    </w:rPr>
+  </w:style>
+  <w:style w:type="character" w:customStyle="1" w:styleId="a8">
+    <w:name w:val="页眉 字符"/>
+    <w:basedOn w:val="a0"/>
+    <w:link w:val="a7"/>
+    <w:uiPriority w:val="99"/>
+    <w:rsid w:val="00010FCF"/>
+    <w:rPr>
+      <w:sz w:val="18"/>
+      <w:szCs w:val="18"/>
+    </w:rPr>
+  </w:style>
+  <w:style w:type="paragraph" w:styleId="a9">
+    <w:name w:val="footer"/>
+    <w:basedOn w:val="a"/>
+    <w:link w:val="aa"/>
+    <w:uiPriority w:val="99"/>
+    <w:unhideWhenUsed/>
+    <w:rsid w:val="00010FCF"/>
+    <w:pPr>
+      <w:tabs>
+        <w:tab w:val="center" w:pos="4153"/>
+        <w:tab w:val="right" w:pos="8306"/>
+      </w:tabs>
+      <w:snapToGrid w:val="0"/>
+      <w:jc w:val="left"/>
+    </w:pPr>
+    <w:rPr>
+      <w:sz w:val="18"/>
+      <w:szCs w:val="18"/>
+    </w:rPr>
+  </w:style>
+  <w:style w:type="character" w:customStyle="1" w:styleId="aa">
+    <w:name w:val="页脚 字符"/>
+    <w:basedOn w:val="a0"/>
+    <w:link w:val="a9"/>
+    <w:uiPriority w:val="99"/>
+    <w:rsid w:val="00010FCF"/>
+    <w:rPr>
+      <w:sz w:val="18"/>
+      <w:szCs w:val="18"/>
+    </w:rPr>
+  </w:style>
 </w:styles>
 </file>
 
